--- a/docss/Log book book hub.docx
+++ b/docss/Log book book hub.docx
@@ -78,18 +78,8 @@
           <w:sz w:val="24"/>
           <w:szCs w:val="24"/>
         </w:rPr>
-        <w:t xml:space="preserve">Brian </w:t>
-      </w:r>
-      <w:proofErr w:type="spellStart"/>
-      <w:r>
-        <w:rPr>
-          <w:rFonts w:ascii="Times New Roman" w:eastAsia="Times New Roman" w:hAnsi="Times New Roman" w:cs="Times New Roman"/>
-          <w:sz w:val="24"/>
-          <w:szCs w:val="24"/>
-        </w:rPr>
-        <w:t>kibet</w:t>
-      </w:r>
-      <w:proofErr w:type="spellEnd"/>
+        <w:t>Brian kibet</w:t>
+      </w:r>
     </w:p>
     <w:p>
       <w:pPr>
@@ -777,25 +767,7 @@
           <w:sz w:val="24"/>
           <w:szCs w:val="24"/>
         </w:rPr>
-        <w:t xml:space="preserve"> Testing of "</w:t>
-      </w:r>
-      <w:proofErr w:type="spellStart"/>
-      <w:r>
-        <w:rPr>
-          <w:rFonts w:ascii="Times New Roman" w:eastAsia="Times New Roman" w:hAnsi="Times New Roman" w:cs="Times New Roman"/>
-          <w:sz w:val="24"/>
-          <w:szCs w:val="24"/>
-        </w:rPr>
-        <w:t>UserName</w:t>
-      </w:r>
-      <w:proofErr w:type="spellEnd"/>
-      <w:r>
-        <w:rPr>
-          <w:rFonts w:ascii="Times New Roman" w:eastAsia="Times New Roman" w:hAnsi="Times New Roman" w:cs="Times New Roman"/>
-          <w:sz w:val="24"/>
-          <w:szCs w:val="24"/>
-        </w:rPr>
-        <w:t>"</w:t>
+        <w:t xml:space="preserve"> Testing of "UserName"</w:t>
       </w:r>
     </w:p>
     <w:p>
@@ -972,23 +944,7 @@
           <w:b/>
           <w:bCs/>
         </w:rPr>
-        <w:t xml:space="preserve">WEEK </w:t>
-      </w:r>
-      <w:proofErr w:type="gramStart"/>
-      <w:r>
-        <w:rPr>
-          <w:b/>
-          <w:bCs/>
-        </w:rPr>
-        <w:t>2  REFLECTION</w:t>
-      </w:r>
-      <w:proofErr w:type="gramEnd"/>
-      <w:r>
-        <w:rPr>
-          <w:b/>
-          <w:bCs/>
-        </w:rPr>
-        <w:t>:</w:t>
+        <w:t>WEEK 2  REFLECTION:</w:t>
       </w:r>
       <w:r>
         <w:rPr>
@@ -2074,21 +2030,7 @@
         <w:rPr>
           <w:rFonts w:ascii="Times New Roman" w:eastAsia="Times New Roman" w:hAnsi="Times New Roman" w:cs="Times New Roman"/>
         </w:rPr>
-        <w:t xml:space="preserve">The wireframes provided a clear visual blueprint for the </w:t>
-      </w:r>
-      <w:proofErr w:type="spellStart"/>
-      <w:r>
-        <w:rPr>
-          <w:rFonts w:ascii="Times New Roman" w:eastAsia="Times New Roman" w:hAnsi="Times New Roman" w:cs="Times New Roman"/>
-        </w:rPr>
-        <w:t>SetBook</w:t>
-      </w:r>
-      <w:proofErr w:type="spellEnd"/>
-      <w:r>
-        <w:rPr>
-          <w:rFonts w:ascii="Times New Roman" w:eastAsia="Times New Roman" w:hAnsi="Times New Roman" w:cs="Times New Roman"/>
-        </w:rPr>
-        <w:t xml:space="preserve"> Hub application. They helped define the user journey, screen layouts, navigation flow, and core features before development. Creating the wireframes improved understanding of user requirements, identified design improvements early, and ensured consistency across all screens, reducing development errors and rework.</w:t>
+        <w:t>The wireframes provided a clear visual blueprint for the SetBook Hub application. They helped define the user journey, screen layouts, navigation flow, and core features before development. Creating the wireframes improved understanding of user requirements, identified design improvements early, and ensured consistency across all screens, reducing development errors and rework.</w:t>
       </w:r>
     </w:p>
     <w:p>
@@ -2277,21 +2219,7 @@
         <w:rPr>
           <w:rFonts w:ascii="Times New Roman" w:eastAsia="Times New Roman" w:hAnsi="Times New Roman" w:cs="Times New Roman"/>
         </w:rPr>
-        <w:t xml:space="preserve">User Authentication Gatekeeping: By introducing a login screen, you are transitioning your application from a public viewer to a personalized experience. This is the first step toward handling user sessions, access </w:t>
-      </w:r>
-      <w:proofErr w:type="gramStart"/>
-      <w:r>
-        <w:rPr>
-          <w:rFonts w:ascii="Times New Roman" w:eastAsia="Times New Roman" w:hAnsi="Times New Roman" w:cs="Times New Roman"/>
-        </w:rPr>
-        <w:t>tokens  and</w:t>
-      </w:r>
-      <w:proofErr w:type="gramEnd"/>
-      <w:r>
-        <w:rPr>
-          <w:rFonts w:ascii="Times New Roman" w:eastAsia="Times New Roman" w:hAnsi="Times New Roman" w:cs="Times New Roman"/>
-        </w:rPr>
-        <w:t xml:space="preserve"> user-specific data storage.</w:t>
+        <w:t>User Authentication Gatekeeping: By introducing a login screen, you are transitioning your application from a public viewer to a personalized experience. This is the first step toward handling user sessions, access tokens  and user-specific data storage.</w:t>
       </w:r>
     </w:p>
     <w:p>
@@ -2409,23 +2337,7 @@
           <w:rFonts w:eastAsia="Times New Roman"/>
           <w:lang w:val="en-US"/>
         </w:rPr>
-        <w:t xml:space="preserve">developed the </w:t>
-      </w:r>
-      <w:proofErr w:type="spellStart"/>
-      <w:r>
-        <w:rPr>
-          <w:rFonts w:eastAsia="Times New Roman"/>
-          <w:lang w:val="en-US"/>
-        </w:rPr>
-        <w:t>BookHub</w:t>
-      </w:r>
-      <w:proofErr w:type="spellEnd"/>
-      <w:r>
-        <w:rPr>
-          <w:rFonts w:eastAsia="Times New Roman"/>
-          <w:lang w:val="en-US"/>
-        </w:rPr>
-        <w:t xml:space="preserve"> login page</w:t>
+        <w:t>developed the BookHub login page</w:t>
       </w:r>
       <w:r>
         <w:rPr>
@@ -2577,21 +2489,7 @@
         <w:rPr>
           <w:rFonts w:ascii="Times New Roman" w:eastAsia="Times New Roman" w:hAnsi="Times New Roman" w:cs="Times New Roman"/>
         </w:rPr>
-        <w:t xml:space="preserve">FIGURE 3.8 REGISTRED </w:t>
-      </w:r>
-      <w:proofErr w:type="gramStart"/>
-      <w:r>
-        <w:rPr>
-          <w:rFonts w:ascii="Times New Roman" w:eastAsia="Times New Roman" w:hAnsi="Times New Roman" w:cs="Times New Roman"/>
-        </w:rPr>
-        <w:t>STUDENTS</w:t>
-      </w:r>
-      <w:proofErr w:type="gramEnd"/>
-      <w:r>
-        <w:rPr>
-          <w:rFonts w:ascii="Times New Roman" w:eastAsia="Times New Roman" w:hAnsi="Times New Roman" w:cs="Times New Roman"/>
-        </w:rPr>
-        <w:t xml:space="preserve"> DATA</w:t>
+        <w:t>FIGURE 3.8 REGISTRED STUDENTS DATA</w:t>
       </w:r>
     </w:p>
     <w:p>
@@ -2681,23 +2579,7 @@
           <w:rFonts w:eastAsia="Times New Roman"/>
           <w:lang w:val="en-US"/>
         </w:rPr>
-        <w:t xml:space="preserve"> I enhanced the </w:t>
-      </w:r>
-      <w:proofErr w:type="spellStart"/>
-      <w:r>
-        <w:rPr>
-          <w:rFonts w:eastAsia="Times New Roman"/>
-          <w:lang w:val="en-US"/>
-        </w:rPr>
-        <w:t>BookHub</w:t>
-      </w:r>
-      <w:proofErr w:type="spellEnd"/>
-      <w:r>
-        <w:rPr>
-          <w:rFonts w:eastAsia="Times New Roman"/>
-          <w:lang w:val="en-US"/>
-        </w:rPr>
-        <w:t xml:space="preserve"> application by adding more features,Book Search, Profile, Reports, Favorites, and Downloads. I also improved the app layout and navigation, gaining more experience in React Native and project organization.</w:t>
+        <w:t xml:space="preserve"> I enhanced the BookHub application by adding more features,Book Search, Profile, Reports, Favorites, and Downloads. I also improved the app layout and navigation, gaining more experience in React Native and project organization.</w:t>
       </w:r>
     </w:p>
     <w:p>
@@ -2826,6 +2708,89 @@
           <w:rFonts w:ascii="Times New Roman" w:eastAsia="Times New Roman" w:hAnsi="Times New Roman" w:cs="Times New Roman"/>
         </w:rPr>
       </w:pPr>
+    </w:p>
+    <w:p>
+      <w:pPr>
+        <w:rPr>
+          <w:rFonts w:ascii="Times New Roman" w:eastAsia="Times New Roman" w:hAnsi="Times New Roman" w:cs="Times New Roman"/>
+        </w:rPr>
+      </w:pPr>
+    </w:p>
+    <w:p>
+      <w:pPr>
+        <w:rPr>
+          <w:rFonts w:ascii="Times New Roman" w:eastAsia="Times New Roman" w:hAnsi="Times New Roman" w:cs="Times New Roman"/>
+        </w:rPr>
+      </w:pPr>
+    </w:p>
+    <w:p>
+      <w:pPr>
+        <w:rPr>
+          <w:rFonts w:ascii="Times New Roman" w:eastAsia="Times New Roman" w:hAnsi="Times New Roman" w:cs="Times New Roman"/>
+        </w:rPr>
+      </w:pPr>
+    </w:p>
+    <w:p>
+      <w:pPr>
+        <w:rPr>
+          <w:rFonts w:ascii="Times New Roman" w:eastAsia="Times New Roman" w:hAnsi="Times New Roman" w:cs="Times New Roman"/>
+        </w:rPr>
+      </w:pPr>
+    </w:p>
+    <w:p>
+      <w:pPr>
+        <w:rPr>
+          <w:rFonts w:ascii="Times New Roman" w:eastAsia="Times New Roman" w:hAnsi="Times New Roman" w:cs="Times New Roman"/>
+        </w:rPr>
+      </w:pPr>
+    </w:p>
+    <w:p>
+      <w:pPr>
+        <w:rPr>
+          <w:rFonts w:ascii="Times New Roman" w:eastAsia="Times New Roman" w:hAnsi="Times New Roman" w:cs="Times New Roman"/>
+        </w:rPr>
+      </w:pPr>
+    </w:p>
+    <w:p>
+      <w:pPr>
+        <w:rPr>
+          <w:rFonts w:ascii="Times New Roman" w:eastAsia="Times New Roman" w:hAnsi="Times New Roman" w:cs="Times New Roman"/>
+        </w:rPr>
+      </w:pPr>
+    </w:p>
+    <w:p>
+      <w:pPr>
+        <w:rPr>
+          <w:rFonts w:ascii="Times New Roman" w:eastAsia="Times New Roman" w:hAnsi="Times New Roman" w:cs="Times New Roman"/>
+        </w:rPr>
+      </w:pPr>
+    </w:p>
+    <w:p>
+      <w:pPr>
+        <w:rPr>
+          <w:rFonts w:ascii="Times New Roman" w:eastAsia="Times New Roman" w:hAnsi="Times New Roman" w:cs="Times New Roman"/>
+        </w:rPr>
+      </w:pPr>
+    </w:p>
+    <w:p>
+      <w:pPr>
+        <w:rPr>
+          <w:rFonts w:ascii="Times New Roman" w:eastAsia="Times New Roman" w:hAnsi="Times New Roman" w:cs="Times New Roman"/>
+        </w:rPr>
+      </w:pPr>
+      <w:r>
+        <w:rPr>
+          <w:rFonts w:ascii="Times New Roman" w:eastAsia="Times New Roman" w:hAnsi="Times New Roman" w:cs="Times New Roman"/>
+        </w:rPr>
+        <w:t>FIGURE 4.0 ERROR HANDLING.</w:t>
+      </w:r>
+    </w:p>
+    <w:p>
+      <w:pPr>
+        <w:rPr>
+          <w:rFonts w:ascii="Times New Roman" w:eastAsia="Times New Roman" w:hAnsi="Times New Roman" w:cs="Times New Roman"/>
+        </w:rPr>
+      </w:pPr>
       <w:r>
         <w:rPr>
           <w:noProof/>
@@ -2894,6 +2859,49 @@
           <w:rFonts w:ascii="Times New Roman" w:eastAsia="Times New Roman" w:hAnsi="Times New Roman" w:cs="Times New Roman"/>
         </w:rPr>
       </w:pPr>
+      <w:r>
+        <w:rPr>
+          <w:rFonts w:ascii="Times New Roman" w:eastAsia="Times New Roman" w:hAnsi="Times New Roman" w:cs="Times New Roman"/>
+        </w:rPr>
+        <w:t>WEEK 6 :REFLECTION</w:t>
+      </w:r>
+    </w:p>
+    <w:p>
+      <w:pPr>
+        <w:rPr>
+          <w:rFonts w:ascii="Times New Roman" w:eastAsia="Times New Roman" w:hAnsi="Times New Roman" w:cs="Times New Roman"/>
+        </w:rPr>
+      </w:pPr>
+      <w:r>
+        <w:rPr>
+          <w:rFonts w:ascii="Times New Roman" w:eastAsia="Times New Roman" w:hAnsi="Times New Roman" w:cs="Times New Roman"/>
+        </w:rPr>
+        <w:t>Successful Asynchronous Data Fetching</w:t>
+      </w:r>
+      <w:r>
+        <w:rPr>
+          <w:rFonts w:ascii="Times New Roman" w:eastAsia="Times New Roman" w:hAnsi="Times New Roman" w:cs="Times New Roman"/>
+        </w:rPr>
+        <w:t xml:space="preserve"> Error handling</w:t>
+      </w:r>
+      <w:r>
+        <w:rPr>
+          <w:rFonts w:ascii="Times New Roman" w:eastAsia="Times New Roman" w:hAnsi="Times New Roman" w:cs="Times New Roman"/>
+        </w:rPr>
+        <w:t xml:space="preserve">: </w:t>
+      </w:r>
+      <w:r>
+        <w:rPr>
+          <w:rFonts w:ascii="Times New Roman" w:eastAsia="Times New Roman" w:hAnsi="Times New Roman" w:cs="Times New Roman"/>
+        </w:rPr>
+        <w:t>I</w:t>
+      </w:r>
+      <w:r>
+        <w:rPr>
+          <w:rFonts w:ascii="Times New Roman" w:eastAsia="Times New Roman" w:hAnsi="Times New Roman" w:cs="Times New Roman"/>
+        </w:rPr>
+        <w:t xml:space="preserve"> have successfully transitioned from building static layouts to connecting an app to the live internet. Fetching external data requires managing network requests, background threads, and parsing JSON data into UI</w:t>
+      </w:r>
     </w:p>
     <w:sectPr>
       <w:pgSz w:w="12240" w:h="15840"/>
